--- a/lab2025/lab2/实验二任务书.docx
+++ b/lab2025/lab2/实验二任务书.docx
@@ -739,6 +739,56 @@
     </w:p>
     <w:p>
       <w:pPr>
+        <w:spacing w:line="360" w:lineRule="auto"/>
+        <w:ind w:left="440"/>
+        <w:rPr>
+          <w:rFonts w:hint="eastAsia"/>
+          <w:sz w:val="24"/>
+        </w:rPr>
+      </w:pPr>
+      <w:r>
+        <w:rPr>
+          <w:noProof/>
+        </w:rPr>
+        <w:drawing>
+          <wp:inline distT="0" distB="0" distL="0" distR="0" wp14:anchorId="37805864" wp14:editId="3DDEE100">
+            <wp:extent cx="5278120" cy="671195"/>
+            <wp:effectExtent l="0" t="0" r="0" b="0"/>
+            <wp:docPr id="4" name="图片 4"/>
+            <wp:cNvGraphicFramePr>
+              <a:graphicFrameLocks xmlns:a="http://schemas.openxmlformats.org/drawingml/2006/main" noChangeAspect="1"/>
+            </wp:cNvGraphicFramePr>
+            <a:graphic xmlns:a="http://schemas.openxmlformats.org/drawingml/2006/main">
+              <a:graphicData uri="http://schemas.openxmlformats.org/drawingml/2006/picture">
+                <pic:pic xmlns:pic="http://schemas.openxmlformats.org/drawingml/2006/picture">
+                  <pic:nvPicPr>
+                    <pic:cNvPr id="1" name=""/>
+                    <pic:cNvPicPr/>
+                  </pic:nvPicPr>
+                  <pic:blipFill>
+                    <a:blip r:embed="rId9"/>
+                    <a:stretch>
+                      <a:fillRect/>
+                    </a:stretch>
+                  </pic:blipFill>
+                  <pic:spPr>
+                    <a:xfrm>
+                      <a:off x="0" y="0"/>
+                      <a:ext cx="5278120" cy="671195"/>
+                    </a:xfrm>
+                    <a:prstGeom prst="rect">
+                      <a:avLst/>
+                    </a:prstGeom>
+                  </pic:spPr>
+                </pic:pic>
+              </a:graphicData>
+            </a:graphic>
+          </wp:inline>
+        </w:drawing>
+      </w:r>
+    </w:p>
+    <w:p>
+      <w:pPr>
         <w:numPr>
           <w:ilvl w:val="0"/>
           <w:numId w:val="10"/>
@@ -870,10 +920,10 @@
             <v:path o:extrusionok="f" gradientshapeok="t" o:connecttype="rect"/>
             <o:lock v:ext="edit" aspectratio="t"/>
           </v:shapetype>
-          <v:shape id="_x0000_i1025" type="#_x0000_t75" style="width:69.55pt;height:139.4pt" o:ole="">
-            <v:imagedata r:id="rId9" o:title=""/>
+          <v:shape id="_x0000_i1025" type="#_x0000_t75" style="width:69.45pt;height:139.7pt" o:ole="">
+            <v:imagedata r:id="rId10" o:title=""/>
           </v:shape>
-          <o:OLEObject Type="Embed" ProgID="Visio.Drawing.11" ShapeID="_x0000_i1025" DrawAspect="Content" ObjectID="_1804875972" r:id="rId10"/>
+          <o:OLEObject Type="Embed" ProgID="Visio.Drawing.11" ShapeID="_x0000_i1025" DrawAspect="Content" ObjectID="_1808318098" r:id="rId11"/>
         </w:object>
       </w:r>
     </w:p>
@@ -1080,7 +1130,15 @@
           <w:rFonts w:hint="eastAsia"/>
           <w:sz w:val="24"/>
         </w:rPr>
-        <w:t>按照进程到达的先后顺序排成一个循环队列，设一个队首指针指向第一个到达进程的首址。另外再设一个当前运行的进程指针，指向当前正运行的进程。</w:t>
+        <w:t>按照进程到达的先后顺序排成一个循环队列，设一个队首指针指向第一</w:t>
+      </w:r>
+      <w:r>
+        <w:rPr>
+          <w:rFonts w:hint="eastAsia"/>
+          <w:sz w:val="24"/>
+        </w:rPr>
+        <w:lastRenderedPageBreak/>
+        <w:t>个到达进程的首址。另外再设一个当前运行的进程指针，指向当前正运行的进程。</w:t>
       </w:r>
     </w:p>
     <w:p>
@@ -1096,7 +1154,6 @@
           <w:rFonts w:hint="eastAsia"/>
           <w:sz w:val="24"/>
         </w:rPr>
-        <w:lastRenderedPageBreak/>
         <w:t>（</w:t>
       </w:r>
       <w:r>
@@ -1372,6 +1429,257 @@
           <w:sz w:val="24"/>
         </w:rPr>
         <w:t>在所设计的调度程序中，应包含显示或打印语句，以便显示或打印每次选中进程的名称及运行一次后队列的变化情况。</w:t>
+      </w:r>
+    </w:p>
+    <w:p>
+      <w:pPr>
+        <w:spacing w:line="360" w:lineRule="auto"/>
+        <w:ind w:left="420"/>
+        <w:rPr>
+          <w:sz w:val="24"/>
+        </w:rPr>
+      </w:pPr>
+      <w:r>
+        <w:rPr>
+          <w:sz w:val="24"/>
+        </w:rPr>
+        <w:lastRenderedPageBreak/>
+        <w:drawing>
+          <wp:inline distT="0" distB="0" distL="0" distR="0" wp14:anchorId="58D51E1C" wp14:editId="50CB9D66">
+            <wp:extent cx="5278120" cy="7616190"/>
+            <wp:effectExtent l="0" t="0" r="0" b="3810"/>
+            <wp:docPr id="5" name="图片 5"/>
+            <wp:cNvGraphicFramePr>
+              <a:graphicFrameLocks xmlns:a="http://schemas.openxmlformats.org/drawingml/2006/main" noChangeAspect="1"/>
+            </wp:cNvGraphicFramePr>
+            <a:graphic xmlns:a="http://schemas.openxmlformats.org/drawingml/2006/main">
+              <a:graphicData uri="http://schemas.openxmlformats.org/drawingml/2006/picture">
+                <pic:pic xmlns:pic="http://schemas.openxmlformats.org/drawingml/2006/picture">
+                  <pic:nvPicPr>
+                    <pic:cNvPr id="1" name=""/>
+                    <pic:cNvPicPr/>
+                  </pic:nvPicPr>
+                  <pic:blipFill>
+                    <a:blip r:embed="rId12"/>
+                    <a:stretch>
+                      <a:fillRect/>
+                    </a:stretch>
+                  </pic:blipFill>
+                  <pic:spPr>
+                    <a:xfrm>
+                      <a:off x="0" y="0"/>
+                      <a:ext cx="5278120" cy="7616190"/>
+                    </a:xfrm>
+                    <a:prstGeom prst="rect">
+                      <a:avLst/>
+                    </a:prstGeom>
+                  </pic:spPr>
+                </pic:pic>
+              </a:graphicData>
+            </a:graphic>
+          </wp:inline>
+        </w:drawing>
+      </w:r>
+    </w:p>
+    <w:p>
+      <w:pPr>
+        <w:spacing w:line="360" w:lineRule="auto"/>
+        <w:ind w:left="420"/>
+        <w:rPr>
+          <w:sz w:val="24"/>
+        </w:rPr>
+      </w:pPr>
+      <w:r>
+        <w:rPr>
+          <w:sz w:val="24"/>
+        </w:rPr>
+        <w:lastRenderedPageBreak/>
+        <w:drawing>
+          <wp:inline distT="0" distB="0" distL="0" distR="0" wp14:anchorId="7A500E01" wp14:editId="6C36487A">
+            <wp:extent cx="4086225" cy="8863330"/>
+            <wp:effectExtent l="0" t="0" r="9525" b="0"/>
+            <wp:docPr id="6" name="图片 6"/>
+            <wp:cNvGraphicFramePr>
+              <a:graphicFrameLocks xmlns:a="http://schemas.openxmlformats.org/drawingml/2006/main" noChangeAspect="1"/>
+            </wp:cNvGraphicFramePr>
+            <a:graphic xmlns:a="http://schemas.openxmlformats.org/drawingml/2006/main">
+              <a:graphicData uri="http://schemas.openxmlformats.org/drawingml/2006/picture">
+                <pic:pic xmlns:pic="http://schemas.openxmlformats.org/drawingml/2006/picture">
+                  <pic:nvPicPr>
+                    <pic:cNvPr id="1" name=""/>
+                    <pic:cNvPicPr/>
+                  </pic:nvPicPr>
+                  <pic:blipFill>
+                    <a:blip r:embed="rId13"/>
+                    <a:stretch>
+                      <a:fillRect/>
+                    </a:stretch>
+                  </pic:blipFill>
+                  <pic:spPr>
+                    <a:xfrm>
+                      <a:off x="0" y="0"/>
+                      <a:ext cx="4086225" cy="8863330"/>
+                    </a:xfrm>
+                    <a:prstGeom prst="rect">
+                      <a:avLst/>
+                    </a:prstGeom>
+                  </pic:spPr>
+                </pic:pic>
+              </a:graphicData>
+            </a:graphic>
+          </wp:inline>
+        </w:drawing>
+      </w:r>
+    </w:p>
+    <w:p>
+      <w:pPr>
+        <w:spacing w:line="360" w:lineRule="auto"/>
+        <w:ind w:left="420"/>
+        <w:rPr>
+          <w:sz w:val="24"/>
+        </w:rPr>
+      </w:pPr>
+      <w:r>
+        <w:rPr>
+          <w:sz w:val="24"/>
+        </w:rPr>
+        <w:lastRenderedPageBreak/>
+        <w:drawing>
+          <wp:inline distT="0" distB="0" distL="0" distR="0" wp14:anchorId="523B1604" wp14:editId="3FC86DFF">
+            <wp:extent cx="4251325" cy="8863330"/>
+            <wp:effectExtent l="0" t="0" r="0" b="0"/>
+            <wp:docPr id="7" name="图片 7"/>
+            <wp:cNvGraphicFramePr>
+              <a:graphicFrameLocks xmlns:a="http://schemas.openxmlformats.org/drawingml/2006/main" noChangeAspect="1"/>
+            </wp:cNvGraphicFramePr>
+            <a:graphic xmlns:a="http://schemas.openxmlformats.org/drawingml/2006/main">
+              <a:graphicData uri="http://schemas.openxmlformats.org/drawingml/2006/picture">
+                <pic:pic xmlns:pic="http://schemas.openxmlformats.org/drawingml/2006/picture">
+                  <pic:nvPicPr>
+                    <pic:cNvPr id="1" name=""/>
+                    <pic:cNvPicPr/>
+                  </pic:nvPicPr>
+                  <pic:blipFill>
+                    <a:blip r:embed="rId14"/>
+                    <a:stretch>
+                      <a:fillRect/>
+                    </a:stretch>
+                  </pic:blipFill>
+                  <pic:spPr>
+                    <a:xfrm>
+                      <a:off x="0" y="0"/>
+                      <a:ext cx="4251325" cy="8863330"/>
+                    </a:xfrm>
+                    <a:prstGeom prst="rect">
+                      <a:avLst/>
+                    </a:prstGeom>
+                  </pic:spPr>
+                </pic:pic>
+              </a:graphicData>
+            </a:graphic>
+          </wp:inline>
+        </w:drawing>
+      </w:r>
+    </w:p>
+    <w:p>
+      <w:pPr>
+        <w:spacing w:line="360" w:lineRule="auto"/>
+        <w:ind w:left="420"/>
+        <w:rPr>
+          <w:sz w:val="24"/>
+        </w:rPr>
+      </w:pPr>
+      <w:r>
+        <w:rPr>
+          <w:sz w:val="24"/>
+        </w:rPr>
+        <w:lastRenderedPageBreak/>
+        <w:drawing>
+          <wp:inline distT="0" distB="0" distL="0" distR="0" wp14:anchorId="2FB13055" wp14:editId="3B97F556">
+            <wp:extent cx="4772025" cy="8863330"/>
+            <wp:effectExtent l="0" t="0" r="9525" b="0"/>
+            <wp:docPr id="8" name="图片 8"/>
+            <wp:cNvGraphicFramePr>
+              <a:graphicFrameLocks xmlns:a="http://schemas.openxmlformats.org/drawingml/2006/main" noChangeAspect="1"/>
+            </wp:cNvGraphicFramePr>
+            <a:graphic xmlns:a="http://schemas.openxmlformats.org/drawingml/2006/main">
+              <a:graphicData uri="http://schemas.openxmlformats.org/drawingml/2006/picture">
+                <pic:pic xmlns:pic="http://schemas.openxmlformats.org/drawingml/2006/picture">
+                  <pic:nvPicPr>
+                    <pic:cNvPr id="1" name=""/>
+                    <pic:cNvPicPr/>
+                  </pic:nvPicPr>
+                  <pic:blipFill>
+                    <a:blip r:embed="rId15"/>
+                    <a:stretch>
+                      <a:fillRect/>
+                    </a:stretch>
+                  </pic:blipFill>
+                  <pic:spPr>
+                    <a:xfrm>
+                      <a:off x="0" y="0"/>
+                      <a:ext cx="4772025" cy="8863330"/>
+                    </a:xfrm>
+                    <a:prstGeom prst="rect">
+                      <a:avLst/>
+                    </a:prstGeom>
+                  </pic:spPr>
+                </pic:pic>
+              </a:graphicData>
+            </a:graphic>
+          </wp:inline>
+        </w:drawing>
+      </w:r>
+    </w:p>
+    <w:p>
+      <w:pPr>
+        <w:spacing w:line="360" w:lineRule="auto"/>
+        <w:ind w:left="420"/>
+        <w:rPr>
+          <w:rFonts w:hint="eastAsia"/>
+          <w:sz w:val="24"/>
+        </w:rPr>
+      </w:pPr>
+      <w:r>
+        <w:rPr>
+          <w:sz w:val="24"/>
+        </w:rPr>
+        <w:lastRenderedPageBreak/>
+        <w:drawing>
+          <wp:inline distT="0" distB="0" distL="0" distR="0" wp14:anchorId="3A240B3A" wp14:editId="7403F526">
+            <wp:extent cx="5278120" cy="8411845"/>
+            <wp:effectExtent l="0" t="0" r="0" b="8255"/>
+            <wp:docPr id="9" name="图片 9"/>
+            <wp:cNvGraphicFramePr>
+              <a:graphicFrameLocks xmlns:a="http://schemas.openxmlformats.org/drawingml/2006/main" noChangeAspect="1"/>
+            </wp:cNvGraphicFramePr>
+            <a:graphic xmlns:a="http://schemas.openxmlformats.org/drawingml/2006/main">
+              <a:graphicData uri="http://schemas.openxmlformats.org/drawingml/2006/picture">
+                <pic:pic xmlns:pic="http://schemas.openxmlformats.org/drawingml/2006/picture">
+                  <pic:nvPicPr>
+                    <pic:cNvPr id="1" name=""/>
+                    <pic:cNvPicPr/>
+                  </pic:nvPicPr>
+                  <pic:blipFill>
+                    <a:blip r:embed="rId16"/>
+                    <a:stretch>
+                      <a:fillRect/>
+                    </a:stretch>
+                  </pic:blipFill>
+                  <pic:spPr>
+                    <a:xfrm>
+                      <a:off x="0" y="0"/>
+                      <a:ext cx="5278120" cy="8411845"/>
+                    </a:xfrm>
+                    <a:prstGeom prst="rect">
+                      <a:avLst/>
+                    </a:prstGeom>
+                  </pic:spPr>
+                </pic:pic>
+              </a:graphicData>
+            </a:graphic>
+          </wp:inline>
+        </w:drawing>
       </w:r>
     </w:p>
     <w:sectPr>

--- a/lab2025/lab2/实验二任务书.docx
+++ b/lab2025/lab2/实验二任务书.docx
@@ -638,11 +638,12 @@
         <w:rPr>
           <w:noProof/>
         </w:rPr>
+        <w:lastRenderedPageBreak/>
         <w:drawing>
-          <wp:inline distT="0" distB="0" distL="0" distR="0" wp14:anchorId="666913E2" wp14:editId="42E25239">
-            <wp:extent cx="5278120" cy="1145540"/>
-            <wp:effectExtent l="0" t="0" r="0" b="0"/>
-            <wp:docPr id="1" name="图片 1"/>
+          <wp:inline distT="0" distB="0" distL="0" distR="0" wp14:anchorId="6A9B9DDA" wp14:editId="3D9CC0F7">
+            <wp:extent cx="5278120" cy="2868295"/>
+            <wp:effectExtent l="0" t="0" r="0" b="8255"/>
+            <wp:docPr id="10" name="图片 10"/>
             <wp:cNvGraphicFramePr>
               <a:graphicFrameLocks xmlns:a="http://schemas.openxmlformats.org/drawingml/2006/main" noChangeAspect="1"/>
             </wp:cNvGraphicFramePr>
@@ -662,7 +663,7 @@
                   <pic:spPr>
                     <a:xfrm>
                       <a:off x="0" y="0"/>
-                      <a:ext cx="5278120" cy="1145540"/>
+                      <a:ext cx="5278120" cy="2868295"/>
                     </a:xfrm>
                     <a:prstGeom prst="rect">
                       <a:avLst/>
@@ -691,7 +692,6 @@
           <w:rFonts w:hint="eastAsia"/>
           <w:sz w:val="24"/>
         </w:rPr>
-        <w:lastRenderedPageBreak/>
         <w:t>编写程序，用</w:t>
       </w:r>
       <w:r>
@@ -742,7 +742,6 @@
         <w:spacing w:line="360" w:lineRule="auto"/>
         <w:ind w:left="440"/>
         <w:rPr>
-          <w:rFonts w:hint="eastAsia"/>
           <w:sz w:val="24"/>
         </w:rPr>
       </w:pPr>
@@ -920,10 +919,10 @@
             <v:path o:extrusionok="f" gradientshapeok="t" o:connecttype="rect"/>
             <o:lock v:ext="edit" aspectratio="t"/>
           </v:shapetype>
-          <v:shape id="_x0000_i1025" type="#_x0000_t75" style="width:69.45pt;height:139.7pt" o:ole="">
+          <v:shape id="_x0000_i1025" type="#_x0000_t75" style="width:69.3pt;height:139.7pt" o:ole="">
             <v:imagedata r:id="rId10" o:title=""/>
           </v:shape>
-          <o:OLEObject Type="Embed" ProgID="Visio.Drawing.11" ShapeID="_x0000_i1025" DrawAspect="Content" ObjectID="_1808318098" r:id="rId11"/>
+          <o:OLEObject Type="Embed" ProgID="Visio.Drawing.11" ShapeID="_x0000_i1025" DrawAspect="Content" ObjectID="_1808320704" r:id="rId11"/>
         </w:object>
       </w:r>
     </w:p>
@@ -1003,7 +1002,15 @@
           <w:rFonts w:hint="eastAsia"/>
           <w:sz w:val="24"/>
         </w:rPr>
-        <w:t>链接指针：按照进程到达系统的时间将处于就绪状态的进程连接成一个就绪队列。指针指出下一个到达的进程控制块地址。最后一个进程的链接指针为</w:t>
+        <w:t>链接指针：按照进程到达系统的时间将处于就绪状态的进程连接成一个就绪</w:t>
+      </w:r>
+      <w:r>
+        <w:rPr>
+          <w:rFonts w:hint="eastAsia"/>
+          <w:sz w:val="24"/>
+        </w:rPr>
+        <w:lastRenderedPageBreak/>
+        <w:t>队列。指针指出下一个到达的进程控制块地址。最后一个进程的链接指针为</w:t>
       </w:r>
       <w:r>
         <w:rPr>
@@ -1130,15 +1137,7 @@
           <w:rFonts w:hint="eastAsia"/>
           <w:sz w:val="24"/>
         </w:rPr>
-        <w:t>按照进程到达的先后顺序排成一个循环队列，设一个队首指针指向第一</w:t>
-      </w:r>
-      <w:r>
-        <w:rPr>
-          <w:rFonts w:hint="eastAsia"/>
-          <w:sz w:val="24"/>
-        </w:rPr>
-        <w:lastRenderedPageBreak/>
-        <w:t>个到达进程的首址。另外再设一个当前运行的进程指针，指向当前正运行的进程。</w:t>
+        <w:t>按照进程到达的先后顺序排成一个循环队列，设一个队首指针指向第一个到达进程的首址。另外再设一个当前运行的进程指针，指向当前正运行的进程。</w:t>
       </w:r>
     </w:p>
     <w:p>
@@ -1441,6 +1440,7 @@
       </w:pPr>
       <w:r>
         <w:rPr>
+          <w:noProof/>
           <w:sz w:val="24"/>
         </w:rPr>
         <w:lastRenderedPageBreak/>
@@ -1491,6 +1491,7 @@
       </w:pPr>
       <w:r>
         <w:rPr>
+          <w:noProof/>
           <w:sz w:val="24"/>
         </w:rPr>
         <w:lastRenderedPageBreak/>
@@ -1541,6 +1542,7 @@
       </w:pPr>
       <w:r>
         <w:rPr>
+          <w:noProof/>
           <w:sz w:val="24"/>
         </w:rPr>
         <w:lastRenderedPageBreak/>
@@ -1591,6 +1593,7 @@
       </w:pPr>
       <w:r>
         <w:rPr>
+          <w:noProof/>
           <w:sz w:val="24"/>
         </w:rPr>
         <w:lastRenderedPageBreak/>
@@ -1636,12 +1639,12 @@
         <w:spacing w:line="360" w:lineRule="auto"/>
         <w:ind w:left="420"/>
         <w:rPr>
-          <w:rFonts w:hint="eastAsia"/>
-          <w:sz w:val="24"/>
-        </w:rPr>
-      </w:pPr>
-      <w:r>
-        <w:rPr>
+          <w:sz w:val="24"/>
+        </w:rPr>
+      </w:pPr>
+      <w:r>
+        <w:rPr>
+          <w:noProof/>
           <w:sz w:val="24"/>
         </w:rPr>
         <w:lastRenderedPageBreak/>
